--- a/applications/THUAS_Designer_Researcher_Value_Networks/Arunabha_Majumder_Resume_THUAS_Designer_Researcher.docx
+++ b/applications/THUAS_Designer_Researcher_Value_Networks/Arunabha_Majumder_Resume_THUAS_Designer_Researcher.docx
@@ -63,7 +63,7 @@
           <w:b w:val="0"/>
           <w:i w:val="0"/>
         </w:rPr>
-        <w:t>Designer and researcher with a Master's degree (M.Tech) in Mechatronics and a PhD in progress at Aalborg University, with more than five years of research experience in multidisciplinary projects that combine design, human-subject research and data analysis. Experienced in contributing to the implementation of research plans end to end: study design, ethics protocols, quantitative data collection and statistical analysis, through to peer-reviewed publications (Best Research Paper Award, 2026). Secured an INR 100,000 innovation grant. Trained visual artist (Diploma in Fine Arts) who creates illustrations, technical visuals and data visualizations. Experienced in international research environments in Denmark and India; fluent in English (C1).</w:t>
+        <w:t>Designer and researcher with a Master's degree (M.Tech) in Mechatronics and a PhD in progress at Aalborg University, with more than five years of research experience in multidisciplinary projects that combine design, human-subject research and data analysis, and with experience in teaching and supervising Bachelor's students in higher education at Aalborg University. Experienced in contributing to the implementation of research plans end to end: study design, ethics protocols, quantitative data collection and statistical analysis, through to peer-reviewed publications (Best Research Paper Award, 2026). Secured an INR 100,000 innovation grant. Trained visual artist (Diploma in Fine Arts) who creates illustrations, technical visuals and data visualizations. Experienced in international research environments in Denmark and India; fluent in English (C1).</w:t>
       </w:r>
     </w:p>
     <w:p>
@@ -80,6 +80,21 @@
           <w:sz w:val="22"/>
         </w:rPr>
         <w:t>CORE COMPETENCIES</w:t>
+      </w:r>
+    </w:p>
+    <w:p>
+      <w:pPr>
+        <w:pStyle w:val="ListBullet"/>
+        <w:spacing w:after="40"/>
+      </w:pPr>
+      <w:r>
+        <w:rPr>
+          <w:b/>
+        </w:rPr>
+        <w:t xml:space="preserve">Education: </w:t>
+      </w:r>
+      <w:r>
+        <w:t>Teaching in higher education, supervision of Bachelor's (B.Tech) students</w:t>
       </w:r>
     </w:p>
     <w:p>
@@ -154,7 +169,49 @@
         <w:t xml:space="preserve">Communication &amp; Content: </w:t>
       </w:r>
       <w:r>
-        <w:t>Scientific writing and peer-reviewed publications, grant funding (TATA Technologies Innovation Grant), illustration and graphic design, English (C1)</w:t>
+        <w:t>Scientific writing and peer-reviewed publications, grant funding (TATA Technologies Innovation Grant), illustration and graphic design, English (C1), multidisciplinary and international teamwork</w:t>
+      </w:r>
+    </w:p>
+    <w:p>
+      <w:pPr>
+        <w:spacing w:after="60" w:before="160"/>
+        <w:pBdr>
+          <w:bottom w:val="single" w:sz="6" w:space="1" w:color="404040"/>
+        </w:pBdr>
+      </w:pPr>
+      <w:r>
+        <w:rPr>
+          <w:b/>
+          <w:i w:val="0"/>
+          <w:sz w:val="22"/>
+        </w:rPr>
+        <w:t>TEACHING &amp; SUPERVISION EXPERIENCE</w:t>
+      </w:r>
+    </w:p>
+    <w:p>
+      <w:pPr>
+        <w:spacing w:after="0" w:before="80"/>
+      </w:pPr>
+      <w:r>
+        <w:rPr>
+          <w:b/>
+        </w:rPr>
+        <w:t>Teaching and Student Supervision</w:t>
+      </w:r>
+      <w:r>
+        <w:t xml:space="preserve"> | 2023 – Present</w:t>
+      </w:r>
+    </w:p>
+    <w:p>
+      <w:pPr>
+        <w:spacing w:after="40"/>
+      </w:pPr>
+      <w:r>
+        <w:rPr>
+          <w:b w:val="0"/>
+          <w:i/>
+        </w:rPr>
+        <w:t>Aalborg University, Aalborg, Denmark</w:t>
       </w:r>
     </w:p>
     <w:p>
@@ -163,13 +220,16 @@
         <w:spacing w:after="40"/>
       </w:pPr>
       <w:r>
-        <w:rPr>
-          <w:b/>
-        </w:rPr>
-        <w:t xml:space="preserve">Collaboration: </w:t>
+        <w:t>Teach university students in higher education alongside PhD research.</w:t>
       </w:r>
+    </w:p>
+    <w:p>
+      <w:pPr>
+        <w:pStyle w:val="ListBullet"/>
+        <w:spacing w:after="40"/>
+      </w:pPr>
       <w:r>
-        <w:t>Collaboration in multidisciplinary and international teams (engineering, controls, biomechanics)</w:t>
+        <w:t>Supervise Bachelor's (B.Tech) students, guiding them through their work.</w:t>
       </w:r>
     </w:p>
     <w:p>
@@ -543,61 +603,6 @@
     </w:p>
     <w:p>
       <w:pPr>
-        <w:pStyle w:val="ListBullet"/>
-        <w:spacing w:after="40"/>
-      </w:pPr>
-      <w:r>
-        <w:t>Certified SolidWorks Associate (CSWA)</w:t>
-      </w:r>
-    </w:p>
-    <w:p>
-      <w:pPr>
-        <w:spacing w:after="60" w:before="160"/>
-        <w:pBdr>
-          <w:bottom w:val="single" w:sz="6" w:space="1" w:color="404040"/>
-        </w:pBdr>
-      </w:pPr>
-      <w:r>
-        <w:rPr>
-          <w:b/>
-          <w:i w:val="0"/>
-          <w:sz w:val="22"/>
-        </w:rPr>
-        <w:t>TEAM PROJECTS</w:t>
-      </w:r>
-    </w:p>
-    <w:p>
-      <w:pPr>
-        <w:pStyle w:val="ListBullet"/>
-        <w:spacing w:after="40"/>
-      </w:pPr>
-      <w:r>
-        <w:rPr>
-          <w:b/>
-        </w:rPr>
-        <w:t xml:space="preserve">Efficycle (2018): </w:t>
-      </w:r>
-      <w:r>
-        <w:t>Worked in a multidisciplinary team to design a human-electric hybrid vehicle for the Efficycle competition.</w:t>
-      </w:r>
-    </w:p>
-    <w:p>
-      <w:pPr>
-        <w:pStyle w:val="ListBullet"/>
-        <w:spacing w:after="40"/>
-      </w:pPr>
-      <w:r>
-        <w:rPr>
-          <w:b/>
-        </w:rPr>
-        <w:t xml:space="preserve">Go-Kart (2017): </w:t>
-      </w:r>
-      <w:r>
-        <w:t>Led end-to-end design and fabrication of a custom Go-Kart.</w:t>
-      </w:r>
-    </w:p>
-    <w:p>
-      <w:pPr>
         <w:spacing w:after="60" w:before="160"/>
         <w:pBdr>
           <w:bottom w:val="single" w:sz="6" w:space="1" w:color="404040"/>
@@ -654,22 +659,7 @@
         <w:t xml:space="preserve">Research Instrumentation: </w:t>
       </w:r>
       <w:r>
-        <w:t>Qualisys Motion Capture, EMG, force/torque sensors</w:t>
-      </w:r>
-    </w:p>
-    <w:p>
-      <w:pPr>
-        <w:pStyle w:val="ListBullet"/>
-        <w:spacing w:after="40"/>
-      </w:pPr>
-      <w:r>
-        <w:rPr>
-          <w:b/>
-        </w:rPr>
-        <w:t xml:space="preserve">Design &amp; Prototyping: </w:t>
-      </w:r>
-      <w:r>
-        <w:t>SolidWorks, Fusion 360, 3D printing</w:t>
+        <w:t>Qualisys Motion Capture, EMG, force/torque sensors; SolidWorks, Fusion 360</w:t>
       </w:r>
     </w:p>
     <w:p>

--- a/applications/THUAS_Designer_Researcher_Value_Networks/Arunabha_Majumder_Resume_THUAS_Designer_Researcher.docx
+++ b/applications/THUAS_Designer_Researcher_Value_Networks/Arunabha_Majumder_Resume_THUAS_Designer_Researcher.docx
@@ -199,7 +199,7 @@
         <w:t>Teaching and Student Supervision</w:t>
       </w:r>
       <w:r>
-        <w:t xml:space="preserve"> | 2023 – Present</w:t>
+        <w:t xml:space="preserve"> | 2023 – 2025</w:t>
       </w:r>
     </w:p>
     <w:p>
@@ -220,7 +220,7 @@
         <w:spacing w:after="40"/>
       </w:pPr>
       <w:r>
-        <w:t>Teach university students in higher education alongside PhD research.</w:t>
+        <w:t>Taught university students in higher education alongside PhD research.</w:t>
       </w:r>
     </w:p>
     <w:p>
@@ -229,7 +229,7 @@
         <w:spacing w:after="40"/>
       </w:pPr>
       <w:r>
-        <w:t>Supervise Bachelor's (B.Tech) students, guiding them through their work.</w:t>
+        <w:t>Supervised Bachelor's (B.Tech) students, guiding them through their work.</w:t>
       </w:r>
     </w:p>
     <w:p>
